--- a/MASTERPLAN/IP Addressing Standard.docx
+++ b/MASTERPLAN/IP Addressing Standard.docx
@@ -5885,6 +5885,37 @@
     <w:p>
       <w:r>
         <w:t>INFRA01 remains on staging Wi-Fi 192.168.1.133 and should not be forced to 192.168.50.60 until it is connected to the correct production network.</w:t>
+      </w:r>
+    </w:p>
+    <w:p/>
+    <w:p>
+      <w:r>
+        <w:t>CHG-2026-07-07 - Phase 12.5 SSH Key Expansion Complete</w:t>
+      </w:r>
+    </w:p>
+    <w:p>
+      <w:r>
+        <w:t>Phase 12.5 INFRA01 Staging Address Validation - Completed 2026-07-07</w:t>
+      </w:r>
+    </w:p>
+    <w:p>
+      <w:r>
+        <w:t>INFRA01 current staging IP remains 192.168.1.133 on the home Wi-Fi staging network.</w:t>
+      </w:r>
+    </w:p>
+    <w:p>
+      <w:r>
+        <w:t>Windows source address during validation was 192.168.1.182.</w:t>
+      </w:r>
+    </w:p>
+    <w:p>
+      <w:r>
+        <w:t>Future production target remains 192.168.50.60, but it was not assigned during Phase 12.5.</w:t>
+      </w:r>
+    </w:p>
+    <w:p>
+      <w:r>
+        <w:t>Do not move INFRA01 to the production address until Phase 12.0B production readiness starts with storage, Docker data placement, backup, monitoring, and rollback documentation.</w:t>
       </w:r>
     </w:p>
     <w:sectPr>
